--- a/POS System Project.docx
+++ b/POS System Project.docx
@@ -23115,7 +23115,7 @@
           <w:lang w:val="en-CN"/>
         </w:rPr>
         <w:drawing>
-          <wp:inline distT="0" distB="0" distL="0" distR="0" wp14:anchorId="0614EE46" wp14:editId="75D96B48">
+          <wp:inline distT="0" distB="0" distL="0" distR="0" wp14:anchorId="0614EE46" wp14:editId="7836F8DC">
             <wp:extent cx="5433004" cy="2806472"/>
             <wp:effectExtent l="0" t="0" r="3175" b="635"/>
             <wp:docPr id="1938935642" name="Picture 13"/>
@@ -23202,7 +23202,7 @@
         </w:rPr>
         <w:lastRenderedPageBreak/>
         <w:drawing>
-          <wp:inline distT="0" distB="0" distL="0" distR="0" wp14:anchorId="289B56A7" wp14:editId="3B137E19">
+          <wp:inline distT="0" distB="0" distL="0" distR="0" wp14:anchorId="289B56A7" wp14:editId="6B0349E6">
             <wp:extent cx="5943600" cy="3075305"/>
             <wp:effectExtent l="0" t="0" r="0" b="0"/>
             <wp:docPr id="549855698" name="Picture 14"/>
@@ -23282,7 +23282,7 @@
           <w:lang w:val="en-CN"/>
         </w:rPr>
         <w:drawing>
-          <wp:inline distT="0" distB="0" distL="0" distR="0" wp14:anchorId="1B5E5E2B" wp14:editId="490E0CF2">
+          <wp:inline distT="0" distB="0" distL="0" distR="0" wp14:anchorId="1B5E5E2B" wp14:editId="47FDB486">
             <wp:extent cx="5943600" cy="3070225"/>
             <wp:effectExtent l="0" t="0" r="0" b="3175"/>
             <wp:docPr id="786973611" name="Picture 17"/>
@@ -23393,7 +23393,7 @@
         </w:rPr>
         <w:lastRenderedPageBreak/>
         <w:drawing>
-          <wp:inline distT="0" distB="0" distL="0" distR="0" wp14:anchorId="6EC1CEFD" wp14:editId="2C5B63BD">
+          <wp:inline distT="0" distB="0" distL="0" distR="0" wp14:anchorId="6EC1CEFD" wp14:editId="0D1DB6E2">
             <wp:extent cx="5943600" cy="3070225"/>
             <wp:effectExtent l="0" t="0" r="0" b="3175"/>
             <wp:docPr id="1944661489" name="Picture 18"/>
@@ -27450,35 +27450,11 @@
     </w:p>
     <w:p>
       <w:pPr>
-        <w:pStyle w:val="ListParagraph"/>
-      </w:pPr>
-    </w:p>
-    <w:p>
-      <w:pPr>
-        <w:pStyle w:val="ListParagraph"/>
-      </w:pPr>
-    </w:p>
-    <w:p>
-      <w:pPr>
-        <w:pStyle w:val="ListParagraph"/>
-      </w:pPr>
-    </w:p>
-    <w:p>
-      <w:pPr>
-        <w:pStyle w:val="ListParagraph"/>
-      </w:pPr>
-    </w:p>
-    <w:p>
-      <w:pPr>
-        <w:pStyle w:val="ListParagraph"/>
-      </w:pPr>
-    </w:p>
-    <w:p>
-      <w:pPr>
         <w:pStyle w:val="Heading1"/>
         <w:jc w:val="center"/>
       </w:pPr>
       <w:r>
+        <w:lastRenderedPageBreak/>
         <w:t>Chapter Six</w:t>
       </w:r>
     </w:p>
@@ -28145,7 +28121,6 @@
               <w:jc w:val="center"/>
             </w:pPr>
             <w:r>
-              <w:lastRenderedPageBreak/>
               <w:t>Database Layer</w:t>
             </w:r>
           </w:p>
@@ -28232,6 +28207,7 @@
               <w:jc w:val="center"/>
             </w:pPr>
             <w:r>
+              <w:lastRenderedPageBreak/>
               <w:t>POS Terminal</w:t>
             </w:r>
           </w:p>
@@ -28968,7 +28944,6 @@
               <w:jc w:val="center"/>
             </w:pPr>
             <w:r>
-              <w:lastRenderedPageBreak/>
               <w:t>POS Terminal</w:t>
             </w:r>
           </w:p>
@@ -29063,6 +29038,7 @@
               <w:jc w:val="center"/>
             </w:pPr>
             <w:r>
+              <w:lastRenderedPageBreak/>
               <w:t>Shift Management</w:t>
             </w:r>
           </w:p>
@@ -29792,7 +29768,6 @@
               <w:jc w:val="center"/>
             </w:pPr>
             <w:r>
-              <w:lastRenderedPageBreak/>
               <w:t>Shift Management</w:t>
             </w:r>
           </w:p>
@@ -29879,6 +29854,7 @@
               <w:jc w:val="center"/>
             </w:pPr>
             <w:r>
+              <w:lastRenderedPageBreak/>
               <w:t>Offline Sync</w:t>
             </w:r>
           </w:p>
@@ -30461,7 +30437,6 @@
               <w:jc w:val="center"/>
             </w:pPr>
             <w:r>
-              <w:lastRenderedPageBreak/>
               <w:t>Receipt Formatting</w:t>
             </w:r>
           </w:p>
@@ -30516,6 +30491,7 @@
               <w:jc w:val="center"/>
             </w:pPr>
             <w:r>
+              <w:lastRenderedPageBreak/>
               <w:t>Weighted Products</w:t>
             </w:r>
           </w:p>
@@ -31107,6 +31083,1765 @@
         <w:jc w:val="center"/>
       </w:pPr>
     </w:p>
+    <w:p>
+      <w:pPr>
+        <w:jc w:val="center"/>
+      </w:pPr>
+    </w:p>
+    <w:p>
+      <w:pPr>
+        <w:jc w:val="center"/>
+      </w:pPr>
+    </w:p>
+    <w:p>
+      <w:pPr>
+        <w:jc w:val="center"/>
+      </w:pPr>
+    </w:p>
+    <w:p>
+      <w:pPr>
+        <w:jc w:val="center"/>
+      </w:pPr>
+    </w:p>
+    <w:p>
+      <w:pPr>
+        <w:pStyle w:val="Heading1"/>
+        <w:jc w:val="center"/>
+      </w:pPr>
+      <w:r>
+        <w:lastRenderedPageBreak/>
+        <w:t>Chapter Seven</w:t>
+      </w:r>
+    </w:p>
+    <w:p>
+      <w:pPr>
+        <w:pStyle w:val="Heading1"/>
+        <w:jc w:val="center"/>
+      </w:pPr>
+      <w:r>
+        <w:t>7. System Deployment</w:t>
+      </w:r>
+    </w:p>
+    <w:p>
+      <w:pPr>
+        <w:pStyle w:val="Heading2"/>
+        <w:jc w:val="center"/>
+      </w:pPr>
+      <w:r>
+        <w:t xml:space="preserve">7.2. </w:t>
+      </w:r>
+      <w:r>
+        <w:t>Deployment Strategy Overview</w:t>
+      </w:r>
+    </w:p>
+    <w:p>
+      <w:pPr>
+        <w:rPr>
+          <w:rFonts w:cs="Times New Roman"/>
+        </w:rPr>
+      </w:pPr>
+      <w:r>
+        <w:rPr>
+          <w:rFonts w:cs="Times New Roman"/>
+        </w:rPr>
+        <w:t xml:space="preserve">   </w:t>
+      </w:r>
+      <w:r>
+        <w:rPr>
+          <w:rFonts w:cs="Times New Roman"/>
+        </w:rPr>
+        <w:t>The project is a Point of Sale (POS) desktop application built on Windows using a Thick Client combined with a Cloud Backend (BaaS) architecture. The deployment process is split into two independent yet tightly integrated subsystems:</w:t>
+      </w:r>
+    </w:p>
+    <w:p>
+      <w:pPr>
+        <w:pStyle w:val="ListBullet"/>
+        <w:rPr>
+          <w:rFonts w:ascii="Times New Roman" w:hAnsi="Times New Roman" w:cs="Times New Roman"/>
+        </w:rPr>
+      </w:pPr>
+      <w:r>
+        <w:rPr>
+          <w:rFonts w:ascii="Times New Roman" w:hAnsi="Times New Roman" w:cs="Times New Roman"/>
+          <w:b/>
+        </w:rPr>
+        <w:t>Cloud Backend (</w:t>
+      </w:r>
+      <w:proofErr w:type="spellStart"/>
+      <w:r>
+        <w:rPr>
+          <w:rFonts w:ascii="Times New Roman" w:hAnsi="Times New Roman" w:cs="Times New Roman"/>
+          <w:b/>
+        </w:rPr>
+        <w:t>Supabase</w:t>
+      </w:r>
+      <w:proofErr w:type="spellEnd"/>
+      <w:r>
+        <w:rPr>
+          <w:rFonts w:ascii="Times New Roman" w:hAnsi="Times New Roman" w:cs="Times New Roman"/>
+          <w:b/>
+        </w:rPr>
+        <w:t xml:space="preserve">): </w:t>
+      </w:r>
+      <w:r>
+        <w:rPr>
+          <w:rFonts w:ascii="Times New Roman" w:hAnsi="Times New Roman" w:cs="Times New Roman"/>
+        </w:rPr>
+        <w:t>Acts as the central data repository (Source of Truth), handling the database, authentication, storage, row-level security (RLS), and serverless functions.</w:t>
+      </w:r>
+    </w:p>
+    <w:p>
+      <w:pPr>
+        <w:pStyle w:val="ListBullet"/>
+        <w:rPr>
+          <w:rFonts w:ascii="Times New Roman" w:hAnsi="Times New Roman" w:cs="Times New Roman"/>
+        </w:rPr>
+      </w:pPr>
+      <w:r>
+        <w:rPr>
+          <w:rFonts w:ascii="Times New Roman" w:hAnsi="Times New Roman" w:cs="Times New Roman"/>
+          <w:b/>
+        </w:rPr>
+        <w:t xml:space="preserve">Desktop Client (Windows): </w:t>
+      </w:r>
+      <w:r>
+        <w:rPr>
+          <w:rFonts w:ascii="Times New Roman" w:hAnsi="Times New Roman" w:cs="Times New Roman"/>
+        </w:rPr>
+        <w:t xml:space="preserve">The user interface built with Python and PyQt6. The application runs locally, utilizing SQLite as a runtime cache to optimize data retrieval speeds, and synchronizes data directly with </w:t>
+      </w:r>
+      <w:proofErr w:type="spellStart"/>
+      <w:r>
+        <w:rPr>
+          <w:rFonts w:ascii="Times New Roman" w:hAnsi="Times New Roman" w:cs="Times New Roman"/>
+        </w:rPr>
+        <w:t>Supabase</w:t>
+      </w:r>
+      <w:proofErr w:type="spellEnd"/>
+      <w:r>
+        <w:rPr>
+          <w:rFonts w:ascii="Times New Roman" w:hAnsi="Times New Roman" w:cs="Times New Roman"/>
+        </w:rPr>
+        <w:t xml:space="preserve"> via APIs.</w:t>
+      </w:r>
+    </w:p>
+    <w:p>
+      <w:pPr>
+        <w:rPr>
+          <w:rFonts w:cs="Times New Roman"/>
+        </w:rPr>
+      </w:pPr>
+      <w:r>
+        <w:rPr>
+          <w:rFonts w:cs="Times New Roman"/>
+        </w:rPr>
+        <w:t>The goal of this model is to ensure high performance for counter sales operations (locally) while leveraging the centralized management and security power of cloud computing.</w:t>
+      </w:r>
+    </w:p>
+    <w:p>
+      <w:pPr>
+        <w:pStyle w:val="Heading2"/>
+        <w:jc w:val="center"/>
+      </w:pPr>
+      <w:r>
+        <w:t xml:space="preserve">7.3. </w:t>
+      </w:r>
+      <w:r>
+        <w:t>Tools and Technologies Used</w:t>
+      </w:r>
+    </w:p>
+    <w:p>
+      <w:pPr>
+        <w:rPr>
+          <w:rFonts w:cs="Times New Roman"/>
+        </w:rPr>
+      </w:pPr>
+      <w:r>
+        <w:rPr>
+          <w:rFonts w:cs="Times New Roman"/>
+        </w:rPr>
+        <w:t>The deployment toolkit is categorized by technical function as follows:</w:t>
+      </w:r>
+    </w:p>
+    <w:tbl>
+      <w:tblPr>
+        <w:tblStyle w:val="TableGrid"/>
+        <w:tblW w:w="0" w:type="auto"/>
+        <w:tblLook w:val="04A0" w:firstRow="1" w:lastRow="0" w:firstColumn="1" w:lastColumn="0" w:noHBand="0" w:noVBand="1"/>
+      </w:tblPr>
+      <w:tblGrid>
+        <w:gridCol w:w="2880"/>
+        <w:gridCol w:w="2880"/>
+        <w:gridCol w:w="2880"/>
+      </w:tblGrid>
+      <w:tr>
+        <w:tc>
+          <w:tcPr>
+            <w:tcW w:w="2880" w:type="dxa"/>
+            <w:shd w:val="clear" w:color="auto" w:fill="ECEFF1"/>
+          </w:tcPr>
+          <w:p>
+            <w:pPr>
+              <w:rPr>
+                <w:rFonts w:cs="Times New Roman"/>
+              </w:rPr>
+            </w:pPr>
+            <w:r>
+              <w:rPr>
+                <w:rFonts w:cs="Times New Roman"/>
+                <w:b/>
+              </w:rPr>
+              <w:t>Functional Group</w:t>
+            </w:r>
+          </w:p>
+        </w:tc>
+        <w:tc>
+          <w:tcPr>
+            <w:tcW w:w="2880" w:type="dxa"/>
+            <w:shd w:val="clear" w:color="auto" w:fill="ECEFF1"/>
+          </w:tcPr>
+          <w:p>
+            <w:pPr>
+              <w:rPr>
+                <w:rFonts w:cs="Times New Roman"/>
+              </w:rPr>
+            </w:pPr>
+            <w:r>
+              <w:rPr>
+                <w:rFonts w:cs="Times New Roman"/>
+                <w:b/>
+              </w:rPr>
+              <w:t>Tool / Technology</w:t>
+            </w:r>
+          </w:p>
+        </w:tc>
+        <w:tc>
+          <w:tcPr>
+            <w:tcW w:w="2880" w:type="dxa"/>
+            <w:shd w:val="clear" w:color="auto" w:fill="ECEFF1"/>
+          </w:tcPr>
+          <w:p>
+            <w:pPr>
+              <w:rPr>
+                <w:rFonts w:cs="Times New Roman"/>
+              </w:rPr>
+            </w:pPr>
+            <w:r>
+              <w:rPr>
+                <w:rFonts w:cs="Times New Roman"/>
+                <w:b/>
+              </w:rPr>
+              <w:t>Purpose</w:t>
+            </w:r>
+          </w:p>
+        </w:tc>
+      </w:tr>
+      <w:tr>
+        <w:tc>
+          <w:tcPr>
+            <w:tcW w:w="2880" w:type="dxa"/>
+          </w:tcPr>
+          <w:p>
+            <w:pPr>
+              <w:rPr>
+                <w:rFonts w:cs="Times New Roman"/>
+              </w:rPr>
+            </w:pPr>
+            <w:r>
+              <w:rPr>
+                <w:rFonts w:cs="Times New Roman"/>
+                <w:b/>
+              </w:rPr>
+              <w:t>Client Environment</w:t>
+            </w:r>
+          </w:p>
+        </w:tc>
+        <w:tc>
+          <w:tcPr>
+            <w:tcW w:w="2880" w:type="dxa"/>
+          </w:tcPr>
+          <w:p>
+            <w:pPr>
+              <w:rPr>
+                <w:rFonts w:cs="Times New Roman"/>
+              </w:rPr>
+            </w:pPr>
+            <w:r>
+              <w:rPr>
+                <w:rFonts w:cs="Times New Roman"/>
+              </w:rPr>
+              <w:t>Python 3.11+ / 3.12</w:t>
+            </w:r>
+          </w:p>
+        </w:tc>
+        <w:tc>
+          <w:tcPr>
+            <w:tcW w:w="2880" w:type="dxa"/>
+          </w:tcPr>
+          <w:p>
+            <w:pPr>
+              <w:rPr>
+                <w:rFonts w:cs="Times New Roman"/>
+              </w:rPr>
+            </w:pPr>
+            <w:r>
+              <w:rPr>
+                <w:rFonts w:cs="Times New Roman"/>
+              </w:rPr>
+              <w:t>Main execution environment for the desktop application.</w:t>
+            </w:r>
+          </w:p>
+        </w:tc>
+      </w:tr>
+      <w:tr>
+        <w:tc>
+          <w:tcPr>
+            <w:tcW w:w="2880" w:type="dxa"/>
+          </w:tcPr>
+          <w:p>
+            <w:pPr>
+              <w:rPr>
+                <w:rFonts w:cs="Times New Roman"/>
+              </w:rPr>
+            </w:pPr>
+            <w:r>
+              <w:rPr>
+                <w:rFonts w:cs="Times New Roman"/>
+                <w:b/>
+              </w:rPr>
+              <w:t>Client Interface</w:t>
+            </w:r>
+          </w:p>
+        </w:tc>
+        <w:tc>
+          <w:tcPr>
+            <w:tcW w:w="2880" w:type="dxa"/>
+          </w:tcPr>
+          <w:p>
+            <w:pPr>
+              <w:rPr>
+                <w:rFonts w:cs="Times New Roman"/>
+              </w:rPr>
+            </w:pPr>
+            <w:r>
+              <w:rPr>
+                <w:rFonts w:cs="Times New Roman"/>
+              </w:rPr>
+              <w:t xml:space="preserve">PyQt6, </w:t>
+            </w:r>
+            <w:proofErr w:type="spellStart"/>
+            <w:r>
+              <w:rPr>
+                <w:rFonts w:cs="Times New Roman"/>
+              </w:rPr>
+              <w:t>QtAwesome</w:t>
+            </w:r>
+            <w:proofErr w:type="spellEnd"/>
+          </w:p>
+        </w:tc>
+        <w:tc>
+          <w:tcPr>
+            <w:tcW w:w="2880" w:type="dxa"/>
+          </w:tcPr>
+          <w:p>
+            <w:pPr>
+              <w:rPr>
+                <w:rFonts w:cs="Times New Roman"/>
+              </w:rPr>
+            </w:pPr>
+            <w:r>
+              <w:rPr>
+                <w:rFonts w:cs="Times New Roman"/>
+              </w:rPr>
+              <w:t>UI construction framework and icon system.</w:t>
+            </w:r>
+          </w:p>
+        </w:tc>
+      </w:tr>
+      <w:tr>
+        <w:tc>
+          <w:tcPr>
+            <w:tcW w:w="2880" w:type="dxa"/>
+          </w:tcPr>
+          <w:p>
+            <w:pPr>
+              <w:rPr>
+                <w:rFonts w:cs="Times New Roman"/>
+              </w:rPr>
+            </w:pPr>
+            <w:r>
+              <w:rPr>
+                <w:rFonts w:cs="Times New Roman"/>
+                <w:b/>
+              </w:rPr>
+              <w:t>Package Management</w:t>
+            </w:r>
+          </w:p>
+        </w:tc>
+        <w:tc>
+          <w:tcPr>
+            <w:tcW w:w="2880" w:type="dxa"/>
+          </w:tcPr>
+          <w:p>
+            <w:pPr>
+              <w:rPr>
+                <w:rFonts w:cs="Times New Roman"/>
+              </w:rPr>
+            </w:pPr>
+            <w:proofErr w:type="spellStart"/>
+            <w:r>
+              <w:rPr>
+                <w:rFonts w:cs="Times New Roman"/>
+              </w:rPr>
+              <w:t>venv</w:t>
+            </w:r>
+            <w:proofErr w:type="spellEnd"/>
+            <w:r>
+              <w:rPr>
+                <w:rFonts w:cs="Times New Roman"/>
+              </w:rPr>
+              <w:t>, pip</w:t>
+            </w:r>
+          </w:p>
+        </w:tc>
+        <w:tc>
+          <w:tcPr>
+            <w:tcW w:w="2880" w:type="dxa"/>
+          </w:tcPr>
+          <w:p>
+            <w:pPr>
+              <w:rPr>
+                <w:rFonts w:cs="Times New Roman"/>
+              </w:rPr>
+            </w:pPr>
+            <w:r>
+              <w:rPr>
+                <w:rFonts w:cs="Times New Roman"/>
+              </w:rPr>
+              <w:t>Creates independent virtual environments and manages dependencies in requirements.txt.</w:t>
+            </w:r>
+          </w:p>
+        </w:tc>
+      </w:tr>
+      <w:tr>
+        <w:tc>
+          <w:tcPr>
+            <w:tcW w:w="2880" w:type="dxa"/>
+          </w:tcPr>
+          <w:p>
+            <w:pPr>
+              <w:rPr>
+                <w:rFonts w:cs="Times New Roman"/>
+              </w:rPr>
+            </w:pPr>
+            <w:r>
+              <w:rPr>
+                <w:rFonts w:cs="Times New Roman"/>
+                <w:b/>
+              </w:rPr>
+              <w:t>Client Automation</w:t>
+            </w:r>
+          </w:p>
+        </w:tc>
+        <w:tc>
+          <w:tcPr>
+            <w:tcW w:w="2880" w:type="dxa"/>
+          </w:tcPr>
+          <w:p>
+            <w:pPr>
+              <w:rPr>
+                <w:rFonts w:cs="Times New Roman"/>
+              </w:rPr>
+            </w:pPr>
+            <w:r>
+              <w:rPr>
+                <w:rFonts w:cs="Times New Roman"/>
+              </w:rPr>
+              <w:t>PowerShell</w:t>
+            </w:r>
+          </w:p>
+        </w:tc>
+        <w:tc>
+          <w:tcPr>
+            <w:tcW w:w="2880" w:type="dxa"/>
+          </w:tcPr>
+          <w:p>
+            <w:pPr>
+              <w:rPr>
+                <w:rFonts w:cs="Times New Roman"/>
+              </w:rPr>
+            </w:pPr>
+            <w:r>
+              <w:rPr>
+                <w:rFonts w:cs="Times New Roman"/>
+              </w:rPr>
+              <w:t>Executes setup scripts (setup.ps1) on Windows.</w:t>
+            </w:r>
+          </w:p>
+        </w:tc>
+      </w:tr>
+      <w:tr>
+        <w:tc>
+          <w:tcPr>
+            <w:tcW w:w="2880" w:type="dxa"/>
+          </w:tcPr>
+          <w:p>
+            <w:pPr>
+              <w:rPr>
+                <w:rFonts w:cs="Times New Roman"/>
+              </w:rPr>
+            </w:pPr>
+            <w:r>
+              <w:rPr>
+                <w:rFonts w:cs="Times New Roman"/>
+                <w:b/>
+              </w:rPr>
+              <w:t>Packaging Tool</w:t>
+            </w:r>
+          </w:p>
+        </w:tc>
+        <w:tc>
+          <w:tcPr>
+            <w:tcW w:w="2880" w:type="dxa"/>
+          </w:tcPr>
+          <w:p>
+            <w:pPr>
+              <w:rPr>
+                <w:rFonts w:cs="Times New Roman"/>
+              </w:rPr>
+            </w:pPr>
+            <w:proofErr w:type="spellStart"/>
+            <w:r>
+              <w:rPr>
+                <w:rFonts w:cs="Times New Roman"/>
+              </w:rPr>
+              <w:t>PyInstaller</w:t>
+            </w:r>
+            <w:proofErr w:type="spellEnd"/>
+            <w:r>
+              <w:rPr>
+                <w:rFonts w:cs="Times New Roman"/>
+              </w:rPr>
+              <w:t xml:space="preserve"> / </w:t>
+            </w:r>
+            <w:proofErr w:type="spellStart"/>
+            <w:r>
+              <w:rPr>
+                <w:rFonts w:cs="Times New Roman"/>
+              </w:rPr>
+              <w:t>Nuitka</w:t>
+            </w:r>
+            <w:proofErr w:type="spellEnd"/>
+          </w:p>
+        </w:tc>
+        <w:tc>
+          <w:tcPr>
+            <w:tcW w:w="2880" w:type="dxa"/>
+          </w:tcPr>
+          <w:p>
+            <w:pPr>
+              <w:rPr>
+                <w:rFonts w:cs="Times New Roman"/>
+              </w:rPr>
+            </w:pPr>
+            <w:r>
+              <w:rPr>
+                <w:rFonts w:cs="Times New Roman"/>
+              </w:rPr>
+              <w:t>Packages the Python application into a standalone Windows executable (.exe).</w:t>
+            </w:r>
+          </w:p>
+        </w:tc>
+      </w:tr>
+      <w:tr>
+        <w:tc>
+          <w:tcPr>
+            <w:tcW w:w="2880" w:type="dxa"/>
+          </w:tcPr>
+          <w:p>
+            <w:pPr>
+              <w:rPr>
+                <w:rFonts w:cs="Times New Roman"/>
+              </w:rPr>
+            </w:pPr>
+            <w:r>
+              <w:rPr>
+                <w:rFonts w:cs="Times New Roman"/>
+                <w:b/>
+              </w:rPr>
+              <w:t>Cloud Backend (BaaS)</w:t>
+            </w:r>
+          </w:p>
+        </w:tc>
+        <w:tc>
+          <w:tcPr>
+            <w:tcW w:w="2880" w:type="dxa"/>
+          </w:tcPr>
+          <w:p>
+            <w:pPr>
+              <w:rPr>
+                <w:rFonts w:cs="Times New Roman"/>
+              </w:rPr>
+            </w:pPr>
+            <w:proofErr w:type="spellStart"/>
+            <w:r>
+              <w:rPr>
+                <w:rFonts w:cs="Times New Roman"/>
+              </w:rPr>
+              <w:t>Supabase</w:t>
+            </w:r>
+            <w:proofErr w:type="spellEnd"/>
+          </w:p>
+        </w:tc>
+        <w:tc>
+          <w:tcPr>
+            <w:tcW w:w="2880" w:type="dxa"/>
+          </w:tcPr>
+          <w:p>
+            <w:pPr>
+              <w:rPr>
+                <w:rFonts w:cs="Times New Roman"/>
+              </w:rPr>
+            </w:pPr>
+            <w:r>
+              <w:rPr>
+                <w:rFonts w:cs="Times New Roman"/>
+              </w:rPr>
+              <w:t>Platform providing Database, Auth, Storage, and Functions.</w:t>
+            </w:r>
+          </w:p>
+        </w:tc>
+      </w:tr>
+      <w:tr>
+        <w:tc>
+          <w:tcPr>
+            <w:tcW w:w="2880" w:type="dxa"/>
+          </w:tcPr>
+          <w:p>
+            <w:pPr>
+              <w:rPr>
+                <w:rFonts w:cs="Times New Roman"/>
+              </w:rPr>
+            </w:pPr>
+            <w:r>
+              <w:rPr>
+                <w:rFonts w:cs="Times New Roman"/>
+                <w:b/>
+              </w:rPr>
+              <w:t>Database</w:t>
+            </w:r>
+          </w:p>
+        </w:tc>
+        <w:tc>
+          <w:tcPr>
+            <w:tcW w:w="2880" w:type="dxa"/>
+          </w:tcPr>
+          <w:p>
+            <w:pPr>
+              <w:rPr>
+                <w:rFonts w:cs="Times New Roman"/>
+              </w:rPr>
+            </w:pPr>
+            <w:r>
+              <w:rPr>
+                <w:rFonts w:cs="Times New Roman"/>
+              </w:rPr>
+              <w:t>PostgreSQL, SQLite</w:t>
+            </w:r>
+          </w:p>
+        </w:tc>
+        <w:tc>
+          <w:tcPr>
+            <w:tcW w:w="2880" w:type="dxa"/>
+          </w:tcPr>
+          <w:p>
+            <w:pPr>
+              <w:rPr>
+                <w:rFonts w:cs="Times New Roman"/>
+              </w:rPr>
+            </w:pPr>
+            <w:r>
+              <w:rPr>
+                <w:rFonts w:cs="Times New Roman"/>
+              </w:rPr>
+              <w:t>Cloud PostgreSQL stores primary data, local SQLite acts as a runtime cache.</w:t>
+            </w:r>
+          </w:p>
+        </w:tc>
+      </w:tr>
+      <w:tr>
+        <w:tc>
+          <w:tcPr>
+            <w:tcW w:w="2880" w:type="dxa"/>
+          </w:tcPr>
+          <w:p>
+            <w:pPr>
+              <w:rPr>
+                <w:rFonts w:cs="Times New Roman"/>
+              </w:rPr>
+            </w:pPr>
+            <w:r>
+              <w:rPr>
+                <w:rFonts w:cs="Times New Roman"/>
+                <w:b/>
+              </w:rPr>
+              <w:lastRenderedPageBreak/>
+              <w:t>Deployment CLI</w:t>
+            </w:r>
+          </w:p>
+        </w:tc>
+        <w:tc>
+          <w:tcPr>
+            <w:tcW w:w="2880" w:type="dxa"/>
+          </w:tcPr>
+          <w:p>
+            <w:pPr>
+              <w:rPr>
+                <w:rFonts w:cs="Times New Roman"/>
+              </w:rPr>
+            </w:pPr>
+            <w:proofErr w:type="spellStart"/>
+            <w:r>
+              <w:rPr>
+                <w:rFonts w:cs="Times New Roman"/>
+              </w:rPr>
+              <w:t>Supabase</w:t>
+            </w:r>
+            <w:proofErr w:type="spellEnd"/>
+            <w:r>
+              <w:rPr>
+                <w:rFonts w:cs="Times New Roman"/>
+              </w:rPr>
+              <w:t xml:space="preserve"> CLI</w:t>
+            </w:r>
+          </w:p>
+        </w:tc>
+        <w:tc>
+          <w:tcPr>
+            <w:tcW w:w="2880" w:type="dxa"/>
+          </w:tcPr>
+          <w:p>
+            <w:pPr>
+              <w:rPr>
+                <w:rFonts w:cs="Times New Roman"/>
+              </w:rPr>
+            </w:pPr>
+            <w:r>
+              <w:rPr>
+                <w:rFonts w:cs="Times New Roman"/>
+              </w:rPr>
+              <w:t>Links projects, pushes migrations (schema), and deploys Edge Functions.</w:t>
+            </w:r>
+          </w:p>
+        </w:tc>
+      </w:tr>
+      <w:tr>
+        <w:tc>
+          <w:tcPr>
+            <w:tcW w:w="2880" w:type="dxa"/>
+          </w:tcPr>
+          <w:p>
+            <w:pPr>
+              <w:rPr>
+                <w:rFonts w:cs="Times New Roman"/>
+              </w:rPr>
+            </w:pPr>
+            <w:r>
+              <w:rPr>
+                <w:rFonts w:cs="Times New Roman"/>
+                <w:b/>
+              </w:rPr>
+              <w:t>Source Control</w:t>
+            </w:r>
+          </w:p>
+        </w:tc>
+        <w:tc>
+          <w:tcPr>
+            <w:tcW w:w="2880" w:type="dxa"/>
+          </w:tcPr>
+          <w:p>
+            <w:pPr>
+              <w:rPr>
+                <w:rFonts w:cs="Times New Roman"/>
+              </w:rPr>
+            </w:pPr>
+            <w:r>
+              <w:rPr>
+                <w:rFonts w:cs="Times New Roman"/>
+              </w:rPr>
+              <w:t>Git / GitHub</w:t>
+            </w:r>
+          </w:p>
+        </w:tc>
+        <w:tc>
+          <w:tcPr>
+            <w:tcW w:w="2880" w:type="dxa"/>
+          </w:tcPr>
+          <w:p>
+            <w:pPr>
+              <w:rPr>
+                <w:rFonts w:cs="Times New Roman"/>
+              </w:rPr>
+            </w:pPr>
+            <w:r>
+              <w:rPr>
+                <w:rFonts w:cs="Times New Roman"/>
+              </w:rPr>
+              <w:t>Stores, versions, and synchronizes source code.</w:t>
+            </w:r>
+          </w:p>
+        </w:tc>
+      </w:tr>
+    </w:tbl>
+    <w:p>
+      <w:pPr>
+        <w:pStyle w:val="Heading2"/>
+        <w:jc w:val="center"/>
+      </w:pPr>
+      <w:r>
+        <w:t xml:space="preserve">7.4. </w:t>
+      </w:r>
+      <w:r>
+        <w:t>Detailed Deployment Workflow</w:t>
+      </w:r>
+    </w:p>
+    <w:p>
+      <w:pPr>
+        <w:rPr>
+          <w:rFonts w:cs="Times New Roman"/>
+        </w:rPr>
+      </w:pPr>
+      <w:r>
+        <w:rPr>
+          <w:rFonts w:cs="Times New Roman"/>
+        </w:rPr>
+        <w:t>The following section outlines the actual workflow from source code preparation to the POS system being ready for operation on the user's machine.</w:t>
+      </w:r>
+    </w:p>
+    <w:p>
+      <w:pPr>
+        <w:pStyle w:val="Heading2"/>
+        <w:rPr>
+          <w:rFonts w:cs="Times New Roman"/>
+        </w:rPr>
+      </w:pPr>
+      <w:r>
+        <w:rPr>
+          <w:rFonts w:cs="Times New Roman"/>
+        </w:rPr>
+        <w:t>Step 1: Initialize and Configure Cloud Backend (</w:t>
+      </w:r>
+      <w:proofErr w:type="spellStart"/>
+      <w:r>
+        <w:rPr>
+          <w:rFonts w:cs="Times New Roman"/>
+        </w:rPr>
+        <w:t>Supabase</w:t>
+      </w:r>
+      <w:proofErr w:type="spellEnd"/>
+      <w:r>
+        <w:rPr>
+          <w:rFonts w:cs="Times New Roman"/>
+        </w:rPr>
+        <w:t>)</w:t>
+      </w:r>
+    </w:p>
+    <w:p>
+      <w:pPr>
+        <w:rPr>
+          <w:rFonts w:cs="Times New Roman"/>
+        </w:rPr>
+      </w:pPr>
+      <w:r>
+        <w:rPr>
+          <w:rFonts w:cs="Times New Roman"/>
+        </w:rPr>
+        <w:t xml:space="preserve">A new </w:t>
+      </w:r>
+      <w:proofErr w:type="spellStart"/>
+      <w:r>
+        <w:rPr>
+          <w:rFonts w:cs="Times New Roman"/>
+        </w:rPr>
+        <w:t>Supabase</w:t>
+      </w:r>
+      <w:proofErr w:type="spellEnd"/>
+      <w:r>
+        <w:rPr>
+          <w:rFonts w:cs="Times New Roman"/>
+        </w:rPr>
+        <w:t xml:space="preserve"> project is created on the Dashboard. Critical connection details (Project URL and anon public key) are extracted for client use. Email confirmation is temporarily disabled under Authentication &gt; Providers to optimize the account registration testing workflow.</w:t>
+      </w:r>
+    </w:p>
+    <w:p>
+      <w:pPr>
+        <w:pStyle w:val="Heading2"/>
+        <w:rPr>
+          <w:rFonts w:cs="Times New Roman"/>
+        </w:rPr>
+      </w:pPr>
+      <w:r>
+        <w:rPr>
+          <w:rFonts w:cs="Times New Roman"/>
+        </w:rPr>
+        <w:t>Step 2: Link Source Code and Deploy Database Schema</w:t>
+      </w:r>
+    </w:p>
+    <w:p>
+      <w:pPr>
+        <w:rPr>
+          <w:rFonts w:cs="Times New Roman"/>
+        </w:rPr>
+      </w:pPr>
+      <w:r>
+        <w:rPr>
+          <w:rFonts w:cs="Times New Roman"/>
+        </w:rPr>
+        <w:t xml:space="preserve">On the administrator's workstation, the local project is linked to the </w:t>
+      </w:r>
+      <w:proofErr w:type="spellStart"/>
+      <w:r>
+        <w:rPr>
+          <w:rFonts w:cs="Times New Roman"/>
+        </w:rPr>
+        <w:t>Supabase</w:t>
+      </w:r>
+      <w:proofErr w:type="spellEnd"/>
+      <w:r>
+        <w:rPr>
+          <w:rFonts w:cs="Times New Roman"/>
+        </w:rPr>
+        <w:t xml:space="preserve"> cloud project via the CLI, and the data structure (Migration) is pushed to the cloud:</w:t>
+      </w:r>
+    </w:p>
+    <w:p>
+      <w:pPr>
+        <w:shd w:val="clear" w:color="auto" w:fill="F4F6F7"/>
+        <w:spacing w:before="120" w:after="120"/>
+        <w:ind w:left="360"/>
+        <w:rPr>
+          <w:rFonts w:cs="Times New Roman"/>
+        </w:rPr>
+      </w:pPr>
+      <w:proofErr w:type="spellStart"/>
+      <w:r>
+        <w:rPr>
+          <w:rFonts w:cs="Times New Roman"/>
+          <w:sz w:val="19"/>
+        </w:rPr>
+        <w:t>npx</w:t>
+      </w:r>
+      <w:proofErr w:type="spellEnd"/>
+      <w:r>
+        <w:rPr>
+          <w:rFonts w:cs="Times New Roman"/>
+          <w:sz w:val="19"/>
+        </w:rPr>
+        <w:t xml:space="preserve"> </w:t>
+      </w:r>
+      <w:proofErr w:type="spellStart"/>
+      <w:r>
+        <w:rPr>
+          <w:rFonts w:cs="Times New Roman"/>
+          <w:sz w:val="19"/>
+        </w:rPr>
+        <w:t>supabase</w:t>
+      </w:r>
+      <w:proofErr w:type="spellEnd"/>
+      <w:r>
+        <w:rPr>
+          <w:rFonts w:cs="Times New Roman"/>
+          <w:sz w:val="19"/>
+        </w:rPr>
+        <w:t xml:space="preserve"> link --project-ref YOUR_PROJECT_REF</w:t>
+      </w:r>
+      <w:r>
+        <w:rPr>
+          <w:rFonts w:cs="Times New Roman"/>
+          <w:sz w:val="19"/>
+        </w:rPr>
+        <w:br/>
+      </w:r>
+      <w:proofErr w:type="spellStart"/>
+      <w:r>
+        <w:rPr>
+          <w:rFonts w:cs="Times New Roman"/>
+          <w:sz w:val="19"/>
+        </w:rPr>
+        <w:t>npx</w:t>
+      </w:r>
+      <w:proofErr w:type="spellEnd"/>
+      <w:r>
+        <w:rPr>
+          <w:rFonts w:cs="Times New Roman"/>
+          <w:sz w:val="19"/>
+        </w:rPr>
+        <w:t xml:space="preserve"> </w:t>
+      </w:r>
+      <w:proofErr w:type="spellStart"/>
+      <w:r>
+        <w:rPr>
+          <w:rFonts w:cs="Times New Roman"/>
+          <w:sz w:val="19"/>
+        </w:rPr>
+        <w:t>supabase</w:t>
+      </w:r>
+      <w:proofErr w:type="spellEnd"/>
+      <w:r>
+        <w:rPr>
+          <w:rFonts w:cs="Times New Roman"/>
+          <w:sz w:val="19"/>
+        </w:rPr>
+        <w:t xml:space="preserve"> </w:t>
+      </w:r>
+      <w:proofErr w:type="spellStart"/>
+      <w:r>
+        <w:rPr>
+          <w:rFonts w:cs="Times New Roman"/>
+          <w:sz w:val="19"/>
+        </w:rPr>
+        <w:t>db</w:t>
+      </w:r>
+      <w:proofErr w:type="spellEnd"/>
+      <w:r>
+        <w:rPr>
+          <w:rFonts w:cs="Times New Roman"/>
+          <w:sz w:val="19"/>
+        </w:rPr>
+        <w:t xml:space="preserve"> push</w:t>
+      </w:r>
+    </w:p>
+    <w:p>
+      <w:pPr>
+        <w:rPr>
+          <w:rFonts w:cs="Times New Roman"/>
+        </w:rPr>
+      </w:pPr>
+      <w:r>
+        <w:rPr>
+          <w:rFonts w:cs="Times New Roman"/>
+        </w:rPr>
+        <w:t xml:space="preserve">This process automatically initializes the entire schema (tables such as stores, products, sales, etc.), indexes, Row Level Security (RLS) policies for multi-tenant data </w:t>
+      </w:r>
+      <w:r>
+        <w:rPr>
+          <w:rFonts w:cs="Times New Roman"/>
+        </w:rPr>
+        <w:t>isolation and</w:t>
+      </w:r>
+      <w:r>
+        <w:rPr>
+          <w:rFonts w:cs="Times New Roman"/>
+        </w:rPr>
+        <w:t xml:space="preserve"> initializes the product-images bucket in </w:t>
+      </w:r>
+      <w:proofErr w:type="spellStart"/>
+      <w:r>
+        <w:rPr>
+          <w:rFonts w:cs="Times New Roman"/>
+        </w:rPr>
+        <w:t>Supabase</w:t>
+      </w:r>
+      <w:proofErr w:type="spellEnd"/>
+      <w:r>
+        <w:rPr>
+          <w:rFonts w:cs="Times New Roman"/>
+        </w:rPr>
+        <w:t xml:space="preserve"> Storage.</w:t>
+      </w:r>
+    </w:p>
+    <w:p>
+      <w:pPr>
+        <w:pStyle w:val="Heading2"/>
+        <w:rPr>
+          <w:rFonts w:cs="Times New Roman"/>
+        </w:rPr>
+      </w:pPr>
+      <w:r>
+        <w:rPr>
+          <w:rFonts w:cs="Times New Roman"/>
+        </w:rPr>
+        <w:t>Step 3: Deploy Edge Functions (Server-side Logic)</w:t>
+      </w:r>
+    </w:p>
+    <w:p>
+      <w:pPr>
+        <w:rPr>
+          <w:rFonts w:cs="Times New Roman"/>
+        </w:rPr>
+      </w:pPr>
+      <w:r>
+        <w:rPr>
+          <w:rFonts w:cs="Times New Roman"/>
+        </w:rPr>
+        <w:t xml:space="preserve">For security reasons, the desktop application does not store the service role key. User account management tasks are delegated to Edge Functions. These functions are deployed to </w:t>
+      </w:r>
+      <w:proofErr w:type="spellStart"/>
+      <w:r>
+        <w:rPr>
+          <w:rFonts w:cs="Times New Roman"/>
+        </w:rPr>
+        <w:t>Supabase</w:t>
+      </w:r>
+      <w:proofErr w:type="spellEnd"/>
+      <w:r>
+        <w:rPr>
+          <w:rFonts w:cs="Times New Roman"/>
+        </w:rPr>
+        <w:t xml:space="preserve"> using the following commands:</w:t>
+      </w:r>
+    </w:p>
+    <w:p>
+      <w:pPr>
+        <w:shd w:val="clear" w:color="auto" w:fill="F4F6F7"/>
+        <w:spacing w:before="120" w:after="120"/>
+        <w:ind w:left="360"/>
+        <w:rPr>
+          <w:rFonts w:cs="Times New Roman"/>
+        </w:rPr>
+      </w:pPr>
+      <w:proofErr w:type="spellStart"/>
+      <w:r>
+        <w:rPr>
+          <w:rFonts w:cs="Times New Roman"/>
+          <w:sz w:val="19"/>
+        </w:rPr>
+        <w:t>npx</w:t>
+      </w:r>
+      <w:proofErr w:type="spellEnd"/>
+      <w:r>
+        <w:rPr>
+          <w:rFonts w:cs="Times New Roman"/>
+          <w:sz w:val="19"/>
+        </w:rPr>
+        <w:t xml:space="preserve"> </w:t>
+      </w:r>
+      <w:proofErr w:type="spellStart"/>
+      <w:r>
+        <w:rPr>
+          <w:rFonts w:cs="Times New Roman"/>
+          <w:sz w:val="19"/>
+        </w:rPr>
+        <w:t>supabase</w:t>
+      </w:r>
+      <w:proofErr w:type="spellEnd"/>
+      <w:r>
+        <w:rPr>
+          <w:rFonts w:cs="Times New Roman"/>
+          <w:sz w:val="19"/>
+        </w:rPr>
+        <w:t xml:space="preserve"> functions deploy admin-create-user</w:t>
+      </w:r>
+      <w:r>
+        <w:rPr>
+          <w:rFonts w:cs="Times New Roman"/>
+          <w:sz w:val="19"/>
+        </w:rPr>
+        <w:br/>
+      </w:r>
+      <w:proofErr w:type="spellStart"/>
+      <w:r>
+        <w:rPr>
+          <w:rFonts w:cs="Times New Roman"/>
+          <w:sz w:val="19"/>
+        </w:rPr>
+        <w:t>npx</w:t>
+      </w:r>
+      <w:proofErr w:type="spellEnd"/>
+      <w:r>
+        <w:rPr>
+          <w:rFonts w:cs="Times New Roman"/>
+          <w:sz w:val="19"/>
+        </w:rPr>
+        <w:t xml:space="preserve"> </w:t>
+      </w:r>
+      <w:proofErr w:type="spellStart"/>
+      <w:r>
+        <w:rPr>
+          <w:rFonts w:cs="Times New Roman"/>
+          <w:sz w:val="19"/>
+        </w:rPr>
+        <w:t>supabase</w:t>
+      </w:r>
+      <w:proofErr w:type="spellEnd"/>
+      <w:r>
+        <w:rPr>
+          <w:rFonts w:cs="Times New Roman"/>
+          <w:sz w:val="19"/>
+        </w:rPr>
+        <w:t xml:space="preserve"> functions deploy admin-update-user</w:t>
+      </w:r>
+    </w:p>
+    <w:p>
+      <w:pPr>
+        <w:pStyle w:val="Heading2"/>
+        <w:rPr>
+          <w:rFonts w:cs="Times New Roman"/>
+        </w:rPr>
+      </w:pPr>
+      <w:r>
+        <w:rPr>
+          <w:rFonts w:cs="Times New Roman"/>
+        </w:rPr>
+        <w:t>Step 4: Set Up Desktop Client Environment</w:t>
+      </w:r>
+    </w:p>
+    <w:p>
+      <w:pPr>
+        <w:rPr>
+          <w:rFonts w:cs="Times New Roman"/>
+        </w:rPr>
+      </w:pPr>
+      <w:r>
+        <w:rPr>
+          <w:rFonts w:cs="Times New Roman"/>
+        </w:rPr>
+        <w:t xml:space="preserve">The user downloads the source code to a Windows machine. </w:t>
+      </w:r>
+      <w:proofErr w:type="gramStart"/>
+      <w:r>
+        <w:rPr>
+          <w:rFonts w:cs="Times New Roman"/>
+        </w:rPr>
+        <w:t xml:space="preserve">The </w:t>
+      </w:r>
+      <w:r>
+        <w:rPr>
+          <w:rFonts w:cs="Times New Roman"/>
+        </w:rPr>
+        <w:t>.</w:t>
+      </w:r>
+      <w:proofErr w:type="spellStart"/>
+      <w:r>
+        <w:rPr>
+          <w:rFonts w:cs="Times New Roman"/>
+        </w:rPr>
+        <w:t>env</w:t>
+      </w:r>
+      <w:proofErr w:type="gramEnd"/>
+      <w:r>
+        <w:rPr>
+          <w:rFonts w:cs="Times New Roman"/>
+        </w:rPr>
+        <w:t>.example</w:t>
+      </w:r>
+      <w:proofErr w:type="spellEnd"/>
+      <w:r>
+        <w:rPr>
+          <w:rFonts w:cs="Times New Roman"/>
+        </w:rPr>
+        <w:t xml:space="preserve"> file is copied to .env and updated with the SUPABASE_URL and SUPABASE_ANON_KEY. Subsequently, the automated environment setup script is executed:</w:t>
+      </w:r>
+    </w:p>
+    <w:p>
+      <w:pPr>
+        <w:shd w:val="clear" w:color="auto" w:fill="F4F6F7"/>
+        <w:spacing w:before="120" w:after="120"/>
+        <w:ind w:left="360"/>
+        <w:rPr>
+          <w:rFonts w:cs="Times New Roman"/>
+        </w:rPr>
+      </w:pPr>
+      <w:r>
+        <w:rPr>
+          <w:rFonts w:cs="Times New Roman"/>
+          <w:sz w:val="19"/>
+        </w:rPr>
+        <w:t>.\setup.ps1</w:t>
+      </w:r>
+    </w:p>
+    <w:p>
+      <w:pPr>
+        <w:rPr>
+          <w:rFonts w:cs="Times New Roman"/>
+        </w:rPr>
+      </w:pPr>
+      <w:r>
+        <w:rPr>
+          <w:rFonts w:cs="Times New Roman"/>
+        </w:rPr>
+        <w:t>This script automatically creates a Python virtual environment, upgrades pip, installs the necessary libraries, and compiles core modules.</w:t>
+      </w:r>
+    </w:p>
+    <w:p>
+      <w:pPr>
+        <w:pStyle w:val="Heading2"/>
+        <w:rPr>
+          <w:rFonts w:cs="Times New Roman"/>
+        </w:rPr>
+      </w:pPr>
+      <w:r>
+        <w:rPr>
+          <w:rFonts w:cs="Times New Roman"/>
+        </w:rPr>
+        <w:lastRenderedPageBreak/>
+        <w:t>Step 5: Application Packaging</w:t>
+      </w:r>
+    </w:p>
+    <w:p>
+      <w:pPr>
+        <w:rPr>
+          <w:rFonts w:cs="Times New Roman"/>
+        </w:rPr>
+      </w:pPr>
+      <w:r>
+        <w:rPr>
+          <w:rFonts w:cs="Times New Roman"/>
+        </w:rPr>
+        <w:t xml:space="preserve">To deliver the software to end-users without requiring Python installation, the desktop client is compiled into a standalone </w:t>
+      </w:r>
+      <w:proofErr w:type="spellStart"/>
+      <w:r>
+        <w:rPr>
+          <w:rFonts w:cs="Times New Roman"/>
+        </w:rPr>
+        <w:t>standalone</w:t>
+      </w:r>
+      <w:proofErr w:type="spellEnd"/>
+      <w:r>
+        <w:rPr>
+          <w:rFonts w:cs="Times New Roman"/>
+        </w:rPr>
+        <w:t xml:space="preserve"> executable binary using </w:t>
+      </w:r>
+      <w:proofErr w:type="spellStart"/>
+      <w:r>
+        <w:rPr>
+          <w:rFonts w:cs="Times New Roman"/>
+        </w:rPr>
+        <w:t>PyInstaller</w:t>
+      </w:r>
+      <w:proofErr w:type="spellEnd"/>
+      <w:r>
+        <w:rPr>
+          <w:rFonts w:cs="Times New Roman"/>
+        </w:rPr>
+        <w:t xml:space="preserve"> or </w:t>
+      </w:r>
+      <w:proofErr w:type="spellStart"/>
+      <w:r>
+        <w:rPr>
+          <w:rFonts w:cs="Times New Roman"/>
+        </w:rPr>
+        <w:t>Nuitka</w:t>
+      </w:r>
+      <w:proofErr w:type="spellEnd"/>
+      <w:r>
+        <w:rPr>
+          <w:rFonts w:cs="Times New Roman"/>
+        </w:rPr>
+        <w:t>:</w:t>
+      </w:r>
+    </w:p>
+    <w:p>
+      <w:pPr>
+        <w:shd w:val="clear" w:color="auto" w:fill="F4F6F7"/>
+        <w:spacing w:before="120" w:after="120"/>
+        <w:ind w:left="360"/>
+        <w:rPr>
+          <w:rFonts w:cs="Times New Roman"/>
+        </w:rPr>
+      </w:pPr>
+      <w:proofErr w:type="spellStart"/>
+      <w:r>
+        <w:rPr>
+          <w:rFonts w:cs="Times New Roman"/>
+          <w:sz w:val="19"/>
+        </w:rPr>
+        <w:t>pyinstaller</w:t>
+      </w:r>
+      <w:proofErr w:type="spellEnd"/>
+      <w:r>
+        <w:rPr>
+          <w:rFonts w:cs="Times New Roman"/>
+          <w:sz w:val="19"/>
+        </w:rPr>
+        <w:t xml:space="preserve"> --</w:t>
+      </w:r>
+      <w:proofErr w:type="spellStart"/>
+      <w:r>
+        <w:rPr>
+          <w:rFonts w:cs="Times New Roman"/>
+          <w:sz w:val="19"/>
+        </w:rPr>
+        <w:t>onedir</w:t>
+      </w:r>
+      <w:proofErr w:type="spellEnd"/>
+      <w:r>
+        <w:rPr>
+          <w:rFonts w:cs="Times New Roman"/>
+          <w:sz w:val="19"/>
+        </w:rPr>
+        <w:t xml:space="preserve"> --windowed main.py</w:t>
+      </w:r>
+    </w:p>
+    <w:p>
+      <w:pPr>
+        <w:pStyle w:val="Heading2"/>
+        <w:rPr>
+          <w:rFonts w:cs="Times New Roman"/>
+        </w:rPr>
+      </w:pPr>
+      <w:r>
+        <w:rPr>
+          <w:rFonts w:cs="Times New Roman"/>
+        </w:rPr>
+        <w:t>Step 6: Launch and Operate the System</w:t>
+      </w:r>
+    </w:p>
+    <w:p>
+      <w:pPr>
+        <w:rPr>
+          <w:rFonts w:cs="Times New Roman"/>
+        </w:rPr>
+      </w:pPr>
+      <w:r>
+        <w:rPr>
+          <w:rFonts w:cs="Times New Roman"/>
+        </w:rPr>
+        <w:t>The compiled application executable is launched on the production client machine:</w:t>
+      </w:r>
+    </w:p>
+    <w:p>
+      <w:pPr>
+        <w:shd w:val="clear" w:color="auto" w:fill="F4F6F7"/>
+        <w:spacing w:before="120" w:after="120"/>
+        <w:ind w:left="360"/>
+        <w:rPr>
+          <w:rFonts w:cs="Times New Roman"/>
+        </w:rPr>
+      </w:pPr>
+      <w:r>
+        <w:rPr>
+          <w:rFonts w:cs="Times New Roman"/>
+          <w:sz w:val="19"/>
+        </w:rPr>
+        <w:t>.\</w:t>
+      </w:r>
+      <w:proofErr w:type="spellStart"/>
+      <w:r>
+        <w:rPr>
+          <w:rFonts w:cs="Times New Roman"/>
+          <w:sz w:val="19"/>
+        </w:rPr>
+        <w:t>dist</w:t>
+      </w:r>
+      <w:proofErr w:type="spellEnd"/>
+      <w:r>
+        <w:rPr>
+          <w:rFonts w:cs="Times New Roman"/>
+          <w:sz w:val="19"/>
+        </w:rPr>
+        <w:t>\main\main.exe</w:t>
+      </w:r>
+    </w:p>
+    <w:p>
+      <w:pPr>
+        <w:rPr>
+          <w:rFonts w:cs="Times New Roman"/>
+        </w:rPr>
+      </w:pPr>
+      <w:r>
+        <w:rPr>
+          <w:rFonts w:cs="Times New Roman"/>
+        </w:rPr>
+        <w:t>The system automatically configures a local SQLite cache at %LOCALAPPDATA%\</w:t>
+      </w:r>
+      <w:proofErr w:type="spellStart"/>
+      <w:r>
+        <w:rPr>
+          <w:rFonts w:cs="Times New Roman"/>
+        </w:rPr>
+        <w:t>RetailPOS</w:t>
+      </w:r>
+      <w:proofErr w:type="spellEnd"/>
+      <w:r>
+        <w:rPr>
+          <w:rFonts w:cs="Times New Roman"/>
+        </w:rPr>
+        <w:t>\</w:t>
+      </w:r>
+      <w:proofErr w:type="spellStart"/>
+      <w:r>
+        <w:rPr>
+          <w:rFonts w:cs="Times New Roman"/>
+        </w:rPr>
+        <w:t>pos.db</w:t>
+      </w:r>
+      <w:proofErr w:type="spellEnd"/>
+      <w:r>
+        <w:rPr>
+          <w:rFonts w:cs="Times New Roman"/>
+        </w:rPr>
+        <w:t>, loads the login interface, and stands ready for the initial Store Owner (Admin) account registration.</w:t>
+      </w:r>
+    </w:p>
+    <w:p>
+      <w:pPr>
+        <w:pStyle w:val="Heading2"/>
+        <w:jc w:val="center"/>
+      </w:pPr>
+      <w:r>
+        <w:t xml:space="preserve">7.5. </w:t>
+      </w:r>
+      <w:r>
+        <w:t>Post-Deployment Verification</w:t>
+      </w:r>
+    </w:p>
+    <w:p>
+      <w:pPr>
+        <w:rPr>
+          <w:rFonts w:cs="Times New Roman"/>
+        </w:rPr>
+      </w:pPr>
+      <w:r>
+        <w:rPr>
+          <w:rFonts w:cs="Times New Roman"/>
+        </w:rPr>
+        <w:t>To ensure the system operates stably, the following items are verified immediately upon completing the installation:</w:t>
+      </w:r>
+    </w:p>
+    <w:p>
+      <w:pPr>
+        <w:pStyle w:val="ListBullet"/>
+        <w:rPr>
+          <w:rFonts w:ascii="Times New Roman" w:hAnsi="Times New Roman" w:cs="Times New Roman"/>
+        </w:rPr>
+      </w:pPr>
+      <w:r>
+        <w:rPr>
+          <w:rFonts w:ascii="Times New Roman" w:hAnsi="Times New Roman" w:cs="Times New Roman"/>
+        </w:rPr>
+        <w:t xml:space="preserve">Confirm the application successfully connects to </w:t>
+      </w:r>
+      <w:proofErr w:type="spellStart"/>
+      <w:r>
+        <w:rPr>
+          <w:rFonts w:ascii="Times New Roman" w:hAnsi="Times New Roman" w:cs="Times New Roman"/>
+        </w:rPr>
+        <w:t>Supabase</w:t>
+      </w:r>
+      <w:proofErr w:type="spellEnd"/>
+      <w:r>
+        <w:rPr>
+          <w:rFonts w:ascii="Times New Roman" w:hAnsi="Times New Roman" w:cs="Times New Roman"/>
+        </w:rPr>
+        <w:t xml:space="preserve"> via the API Key.</w:t>
+      </w:r>
+    </w:p>
+    <w:p>
+      <w:pPr>
+        <w:pStyle w:val="ListBullet"/>
+        <w:rPr>
+          <w:rFonts w:ascii="Times New Roman" w:hAnsi="Times New Roman" w:cs="Times New Roman"/>
+        </w:rPr>
+      </w:pPr>
+      <w:r>
+        <w:rPr>
+          <w:rFonts w:ascii="Times New Roman" w:hAnsi="Times New Roman" w:cs="Times New Roman"/>
+        </w:rPr>
+        <w:t xml:space="preserve">Verify the first Store Owner is correctly initialized with the </w:t>
+      </w:r>
+      <w:r>
+        <w:rPr>
+          <w:rFonts w:ascii="Times New Roman" w:hAnsi="Times New Roman" w:cs="Times New Roman"/>
+        </w:rPr>
+        <w:t>admin</w:t>
+      </w:r>
+      <w:r>
+        <w:rPr>
+          <w:rFonts w:ascii="Times New Roman" w:hAnsi="Times New Roman" w:cs="Times New Roman"/>
+        </w:rPr>
+        <w:t xml:space="preserve"> role.</w:t>
+      </w:r>
+    </w:p>
+    <w:p>
+      <w:pPr>
+        <w:pStyle w:val="ListBullet"/>
+        <w:rPr>
+          <w:rFonts w:ascii="Times New Roman" w:hAnsi="Times New Roman" w:cs="Times New Roman"/>
+        </w:rPr>
+      </w:pPr>
+      <w:r>
+        <w:rPr>
+          <w:rFonts w:ascii="Times New Roman" w:hAnsi="Times New Roman" w:cs="Times New Roman"/>
+        </w:rPr>
+        <w:t xml:space="preserve">Product data (information and images) successfully syncs bidirectionally between the Local Cache and </w:t>
+      </w:r>
+      <w:proofErr w:type="spellStart"/>
+      <w:r>
+        <w:rPr>
+          <w:rFonts w:ascii="Times New Roman" w:hAnsi="Times New Roman" w:cs="Times New Roman"/>
+        </w:rPr>
+        <w:t>Supabase</w:t>
+      </w:r>
+      <w:proofErr w:type="spellEnd"/>
+      <w:r>
+        <w:rPr>
+          <w:rFonts w:ascii="Times New Roman" w:hAnsi="Times New Roman" w:cs="Times New Roman"/>
+        </w:rPr>
+        <w:t xml:space="preserve"> PostgreSQL/Storage.</w:t>
+      </w:r>
+    </w:p>
+    <w:p>
+      <w:pPr>
+        <w:pStyle w:val="ListBullet"/>
+        <w:rPr>
+          <w:rFonts w:ascii="Times New Roman" w:hAnsi="Times New Roman" w:cs="Times New Roman"/>
+        </w:rPr>
+      </w:pPr>
+      <w:r>
+        <w:rPr>
+          <w:rFonts w:ascii="Times New Roman" w:hAnsi="Times New Roman" w:cs="Times New Roman"/>
+        </w:rPr>
+        <w:t>Core sales transactions (Sales, Payments) are recorded accurately with high responsiveness.</w:t>
+      </w:r>
+    </w:p>
+    <w:p>
+      <w:pPr>
+        <w:pStyle w:val="ListBullet"/>
+        <w:rPr>
+          <w:rFonts w:ascii="Times New Roman" w:hAnsi="Times New Roman" w:cs="Times New Roman"/>
+        </w:rPr>
+      </w:pPr>
+      <w:r>
+        <w:rPr>
+          <w:rFonts w:ascii="Times New Roman" w:hAnsi="Times New Roman" w:cs="Times New Roman"/>
+        </w:rPr>
+        <w:t>Edge Functions successfully execute privilege delegation and user creation without exposing security credentials.</w:t>
+      </w:r>
+    </w:p>
+    <w:p>
+      <w:pPr>
+        <w:pStyle w:val="Heading2"/>
+        <w:jc w:val="center"/>
+      </w:pPr>
+      <w:r>
+        <w:t xml:space="preserve">7.6. </w:t>
+      </w:r>
+      <w:r>
+        <w:t>Operations and Security Standards (Best Practices)</w:t>
+      </w:r>
+    </w:p>
+    <w:p>
+      <w:pPr>
+        <w:pStyle w:val="ListBullet"/>
+        <w:rPr>
+          <w:rFonts w:ascii="Times New Roman" w:hAnsi="Times New Roman" w:cs="Times New Roman"/>
+        </w:rPr>
+      </w:pPr>
+      <w:r>
+        <w:rPr>
+          <w:rFonts w:ascii="Times New Roman" w:hAnsi="Times New Roman" w:cs="Times New Roman"/>
+          <w:b/>
+        </w:rPr>
+        <w:t xml:space="preserve">Environment Variable Management: </w:t>
+      </w:r>
+      <w:r>
+        <w:rPr>
+          <w:rFonts w:ascii="Times New Roman" w:hAnsi="Times New Roman" w:cs="Times New Roman"/>
+        </w:rPr>
+        <w:t xml:space="preserve">The .env file containing project identification data is added </w:t>
+      </w:r>
+      <w:r>
+        <w:rPr>
+          <w:rFonts w:ascii="Times New Roman" w:hAnsi="Times New Roman" w:cs="Times New Roman"/>
+        </w:rPr>
+        <w:t xml:space="preserve">to. </w:t>
+      </w:r>
+      <w:proofErr w:type="spellStart"/>
+      <w:r>
+        <w:rPr>
+          <w:rFonts w:ascii="Times New Roman" w:hAnsi="Times New Roman" w:cs="Times New Roman"/>
+        </w:rPr>
+        <w:t>gitignore</w:t>
+      </w:r>
+      <w:proofErr w:type="spellEnd"/>
+      <w:r>
+        <w:rPr>
+          <w:rFonts w:ascii="Times New Roman" w:hAnsi="Times New Roman" w:cs="Times New Roman"/>
+        </w:rPr>
+        <w:t xml:space="preserve"> to prevent leaks onto GitHub.</w:t>
+      </w:r>
+    </w:p>
+    <w:p>
+      <w:pPr>
+        <w:pStyle w:val="ListBullet"/>
+        <w:rPr>
+          <w:rFonts w:ascii="Times New Roman" w:hAnsi="Times New Roman" w:cs="Times New Roman"/>
+        </w:rPr>
+      </w:pPr>
+      <w:r>
+        <w:rPr>
+          <w:rFonts w:ascii="Times New Roman" w:hAnsi="Times New Roman" w:cs="Times New Roman"/>
+          <w:b/>
+        </w:rPr>
+        <w:t xml:space="preserve">Multi-Tenant Security: </w:t>
+      </w:r>
+      <w:r>
+        <w:rPr>
+          <w:rFonts w:ascii="Times New Roman" w:hAnsi="Times New Roman" w:cs="Times New Roman"/>
+        </w:rPr>
+        <w:t>The system strictly applies PostgreSQL Row Level Security (RLS), ensuring each store can only query and manipulate its own data partition.</w:t>
+      </w:r>
+    </w:p>
+    <w:p>
+      <w:pPr>
+        <w:pStyle w:val="ListBullet"/>
+        <w:rPr>
+          <w:rFonts w:ascii="Times New Roman" w:hAnsi="Times New Roman" w:cs="Times New Roman"/>
+        </w:rPr>
+      </w:pPr>
+      <w:r>
+        <w:rPr>
+          <w:rFonts w:ascii="Times New Roman" w:hAnsi="Times New Roman" w:cs="Times New Roman"/>
+          <w:b/>
+        </w:rPr>
+        <w:t xml:space="preserve">Runtime Optimization: </w:t>
+      </w:r>
+      <w:r>
+        <w:rPr>
+          <w:rFonts w:ascii="Times New Roman" w:hAnsi="Times New Roman" w:cs="Times New Roman"/>
+        </w:rPr>
+        <w:t xml:space="preserve">The local </w:t>
+      </w:r>
+      <w:proofErr w:type="spellStart"/>
+      <w:r>
+        <w:rPr>
+          <w:rFonts w:ascii="Times New Roman" w:hAnsi="Times New Roman" w:cs="Times New Roman"/>
+        </w:rPr>
+        <w:t>pos.db</w:t>
+      </w:r>
+      <w:proofErr w:type="spellEnd"/>
+      <w:r>
+        <w:rPr>
+          <w:rFonts w:ascii="Times New Roman" w:hAnsi="Times New Roman" w:cs="Times New Roman"/>
+        </w:rPr>
+        <w:t xml:space="preserve"> database serves only as a temporary buffer (cache) and is not packaged with the source code. This mechanism reduces load on the Cloud Database and allows the application to respond to UI actions in real-time.</w:t>
+      </w:r>
+    </w:p>
+    <w:p>
+      <w:pPr>
+        <w:pStyle w:val="ListBullet"/>
+        <w:rPr>
+          <w:rFonts w:ascii="Times New Roman" w:hAnsi="Times New Roman" w:cs="Times New Roman"/>
+        </w:rPr>
+      </w:pPr>
+      <w:r>
+        <w:rPr>
+          <w:rFonts w:ascii="Times New Roman" w:hAnsi="Times New Roman" w:cs="Times New Roman"/>
+          <w:b/>
+        </w:rPr>
+        <w:t xml:space="preserve">Privilege Delegation Principle: </w:t>
+      </w:r>
+      <w:r>
+        <w:rPr>
+          <w:rFonts w:ascii="Times New Roman" w:hAnsi="Times New Roman" w:cs="Times New Roman"/>
+        </w:rPr>
+        <w:t>Clear separation of privileges is maintained by offloading sensitive tasks (Creating/Editing users) to Edge Functions instead of handling them directly within the Desktop Client. The high-privileged service role key is strictly forbidden from being embedded inside the client binary.</w:t>
+      </w:r>
+    </w:p>
+    <w:p/>
     <w:sectPr>
       <w:pgSz w:w="12240" w:h="15840"/>
       <w:pgMar w:top="1440" w:right="1440" w:bottom="1440" w:left="1440" w:header="720" w:footer="720" w:gutter="0"/>
@@ -31120,6 +32855,27 @@
 <file path=word/numbering.xml><?xml version="1.0" encoding="utf-8"?>
 <w:numbering xmlns:wpc="http://schemas.microsoft.com/office/word/2010/wordprocessingCanvas" xmlns:cx="http://schemas.microsoft.com/office/drawing/2014/chartex" xmlns:cx1="http://schemas.microsoft.com/office/drawing/2015/9/8/chartex" xmlns:cx2="http://schemas.microsoft.com/office/drawing/2015/10/21/chartex" xmlns:cx3="http://schemas.microsoft.com/office/drawing/2016/5/9/chartex" xmlns:cx4="http://schemas.microsoft.com/office/drawing/2016/5/10/chartex" xmlns:cx5="http://schemas.microsoft.com/office/drawing/2016/5/11/chartex" xmlns:cx6="http://schemas.microsoft.com/office/drawing/2016/5/12/chartex" xmlns:cx7="http://schemas.microsoft.com/office/drawing/2016/5/13/chartex" xmlns:cx8="http://schemas.microsoft.com/office/drawing/2016/5/14/chartex" xmlns:mc="http://schemas.openxmlformats.org/markup-compatibility/2006" xmlns:aink="http://schemas.microsoft.com/office/drawing/2016/ink" xmlns:am3d="http://schemas.microsoft.com/office/drawing/2017/model3d" xmlns:o="urn:schemas-microsoft-com:office:office" xmlns:oel="http://schemas.microsoft.com/office/2019/extlst" xmlns:r="http://schemas.openxmlformats.org/officeDocument/2006/relationships" xmlns:m="http://schemas.openxmlformats.org/officeDocument/2006/math" xmlns:v="urn:schemas-microsoft-com:vml" xmlns:wp14="http://schemas.microsoft.com/office/word/2010/wordprocessingDrawing" xmlns:wp="http://schemas.openxmlformats.org/drawingml/2006/wordprocessingDrawing" xmlns:w10="urn:schemas-microsoft-com:office:word" xmlns:w="http://schemas.openxmlformats.org/wordprocessingml/2006/main" xmlns:w14="http://schemas.microsoft.com/office/word/2010/wordml" xmlns:w15="http://schemas.microsoft.com/office/word/2012/wordml" xmlns:w16cex="http://schemas.microsoft.com/office/word/2018/wordml/cex" xmlns:w16cid="http://schemas.microsoft.com/office/word/2016/wordml/cid" xmlns:w16="http://schemas.microsoft.com/office/word/2018/wordml" xmlns:w16du="http://schemas.microsoft.com/office/word/2023/wordml/word16du" xmlns:w16sdtdh="http://schemas.microsoft.com/office/word/2020/wordml/sdtdatahash" xmlns:w16se="http://schemas.microsoft.com/office/word/2015/wordml/symex" xmlns:wpg="http://schemas.microsoft.com/office/word/2010/wordprocessingGroup" xmlns:wpi="http://schemas.microsoft.com/office/word/2010/wordprocessingInk" xmlns:wne="http://schemas.microsoft.com/office/word/2006/wordml" xmlns:wps="http://schemas.microsoft.com/office/word/2010/wordprocessingShape" mc:Ignorable="w14 w15 w16se w16cid w16 w16cex w16sdtdh w16du wp14">
   <w:abstractNum w:abstractNumId="0" w15:restartNumberingAfterBreak="0">
+    <w:nsid w:val="FFFFFF89"/>
+    <w:multiLevelType w:val="singleLevel"/>
+    <w:tmpl w:val="0E88F2C2"/>
+    <w:lvl w:ilvl="0">
+      <w:start w:val="1"/>
+      <w:numFmt w:val="bullet"/>
+      <w:pStyle w:val="ListBullet"/>
+      <w:lvlText w:val=""/>
+      <w:lvlJc w:val="left"/>
+      <w:pPr>
+        <w:tabs>
+          <w:tab w:val="num" w:pos="360"/>
+        </w:tabs>
+        <w:ind w:left="360" w:hanging="360"/>
+      </w:pPr>
+      <w:rPr>
+        <w:rFonts w:ascii="Symbol" w:hAnsi="Symbol" w:hint="default"/>
+      </w:rPr>
+    </w:lvl>
+  </w:abstractNum>
+  <w:abstractNum w:abstractNumId="1" w15:restartNumberingAfterBreak="0">
     <w:nsid w:val="0B57336D"/>
     <w:multiLevelType w:val="hybridMultilevel"/>
     <w:tmpl w:val="A5B24814"/>
@@ -31232,7 +32988,7 @@
       </w:rPr>
     </w:lvl>
   </w:abstractNum>
-  <w:abstractNum w:abstractNumId="1" w15:restartNumberingAfterBreak="0">
+  <w:abstractNum w:abstractNumId="2" w15:restartNumberingAfterBreak="0">
     <w:nsid w:val="0C401E06"/>
     <w:multiLevelType w:val="multilevel"/>
     <w:tmpl w:val="21EA5F4A"/>
@@ -31345,7 +33101,7 @@
       </w:pPr>
     </w:lvl>
   </w:abstractNum>
-  <w:abstractNum w:abstractNumId="2" w15:restartNumberingAfterBreak="0">
+  <w:abstractNum w:abstractNumId="3" w15:restartNumberingAfterBreak="0">
     <w:nsid w:val="0FA85BAD"/>
     <w:multiLevelType w:val="multilevel"/>
     <w:tmpl w:val="69B01F96"/>
@@ -31494,7 +33250,7 @@
       </w:rPr>
     </w:lvl>
   </w:abstractNum>
-  <w:abstractNum w:abstractNumId="3" w15:restartNumberingAfterBreak="0">
+  <w:abstractNum w:abstractNumId="4" w15:restartNumberingAfterBreak="0">
     <w:nsid w:val="141C181A"/>
     <w:multiLevelType w:val="multilevel"/>
     <w:tmpl w:val="9B5E0BE6"/>
@@ -31639,7 +33395,7 @@
       </w:rPr>
     </w:lvl>
   </w:abstractNum>
-  <w:abstractNum w:abstractNumId="4" w15:restartNumberingAfterBreak="0">
+  <w:abstractNum w:abstractNumId="5" w15:restartNumberingAfterBreak="0">
     <w:nsid w:val="16306873"/>
     <w:multiLevelType w:val="multilevel"/>
     <w:tmpl w:val="83DAAA22"/>
@@ -31788,7 +33544,7 @@
       </w:rPr>
     </w:lvl>
   </w:abstractNum>
-  <w:abstractNum w:abstractNumId="5" w15:restartNumberingAfterBreak="0">
+  <w:abstractNum w:abstractNumId="6" w15:restartNumberingAfterBreak="0">
     <w:nsid w:val="17E96B10"/>
     <w:multiLevelType w:val="hybridMultilevel"/>
     <w:tmpl w:val="D55493FC"/>
@@ -31901,7 +33657,7 @@
       </w:rPr>
     </w:lvl>
   </w:abstractNum>
-  <w:abstractNum w:abstractNumId="6" w15:restartNumberingAfterBreak="0">
+  <w:abstractNum w:abstractNumId="7" w15:restartNumberingAfterBreak="0">
     <w:nsid w:val="28086F57"/>
     <w:multiLevelType w:val="hybridMultilevel"/>
     <w:tmpl w:val="01127A00"/>
@@ -32014,7 +33770,7 @@
       </w:rPr>
     </w:lvl>
   </w:abstractNum>
-  <w:abstractNum w:abstractNumId="7" w15:restartNumberingAfterBreak="0">
+  <w:abstractNum w:abstractNumId="8" w15:restartNumberingAfterBreak="0">
     <w:nsid w:val="2A8204C2"/>
     <w:multiLevelType w:val="multilevel"/>
     <w:tmpl w:val="4DD69DCA"/>
@@ -32163,7 +33919,7 @@
       </w:rPr>
     </w:lvl>
   </w:abstractNum>
-  <w:abstractNum w:abstractNumId="8" w15:restartNumberingAfterBreak="0">
+  <w:abstractNum w:abstractNumId="9" w15:restartNumberingAfterBreak="0">
     <w:nsid w:val="2B522958"/>
     <w:multiLevelType w:val="multilevel"/>
     <w:tmpl w:val="7D9AF95E"/>
@@ -32312,7 +34068,7 @@
       </w:rPr>
     </w:lvl>
   </w:abstractNum>
-  <w:abstractNum w:abstractNumId="9" w15:restartNumberingAfterBreak="0">
+  <w:abstractNum w:abstractNumId="10" w15:restartNumberingAfterBreak="0">
     <w:nsid w:val="2CBE3DDE"/>
     <w:multiLevelType w:val="multilevel"/>
     <w:tmpl w:val="5F34ABD6"/>
@@ -32429,7 +34185,7 @@
       </w:pPr>
     </w:lvl>
   </w:abstractNum>
-  <w:abstractNum w:abstractNumId="10" w15:restartNumberingAfterBreak="0">
+  <w:abstractNum w:abstractNumId="11" w15:restartNumberingAfterBreak="0">
     <w:nsid w:val="370859A3"/>
     <w:multiLevelType w:val="multilevel"/>
     <w:tmpl w:val="2D44D56C"/>
@@ -32578,7 +34334,7 @@
       </w:rPr>
     </w:lvl>
   </w:abstractNum>
-  <w:abstractNum w:abstractNumId="11" w15:restartNumberingAfterBreak="0">
+  <w:abstractNum w:abstractNumId="12" w15:restartNumberingAfterBreak="0">
     <w:nsid w:val="39B87A19"/>
     <w:multiLevelType w:val="hybridMultilevel"/>
     <w:tmpl w:val="E7347C3C"/>
@@ -32691,7 +34447,7 @@
       </w:rPr>
     </w:lvl>
   </w:abstractNum>
-  <w:abstractNum w:abstractNumId="12" w15:restartNumberingAfterBreak="0">
+  <w:abstractNum w:abstractNumId="13" w15:restartNumberingAfterBreak="0">
     <w:nsid w:val="44844DCF"/>
     <w:multiLevelType w:val="multilevel"/>
     <w:tmpl w:val="7D56D5F6"/>
@@ -32840,7 +34596,7 @@
       </w:rPr>
     </w:lvl>
   </w:abstractNum>
-  <w:abstractNum w:abstractNumId="13" w15:restartNumberingAfterBreak="0">
+  <w:abstractNum w:abstractNumId="14" w15:restartNumberingAfterBreak="0">
     <w:nsid w:val="544D5948"/>
     <w:multiLevelType w:val="multilevel"/>
     <w:tmpl w:val="BE380A6C"/>
@@ -32989,7 +34745,7 @@
       </w:rPr>
     </w:lvl>
   </w:abstractNum>
-  <w:abstractNum w:abstractNumId="14" w15:restartNumberingAfterBreak="0">
+  <w:abstractNum w:abstractNumId="15" w15:restartNumberingAfterBreak="0">
     <w:nsid w:val="564A1FEF"/>
     <w:multiLevelType w:val="multilevel"/>
     <w:tmpl w:val="948C6616"/>
@@ -33138,7 +34894,7 @@
       </w:rPr>
     </w:lvl>
   </w:abstractNum>
-  <w:abstractNum w:abstractNumId="15" w15:restartNumberingAfterBreak="0">
+  <w:abstractNum w:abstractNumId="16" w15:restartNumberingAfterBreak="0">
     <w:nsid w:val="564B52B7"/>
     <w:multiLevelType w:val="multilevel"/>
     <w:tmpl w:val="0D828700"/>
@@ -33287,7 +35043,7 @@
       </w:rPr>
     </w:lvl>
   </w:abstractNum>
-  <w:abstractNum w:abstractNumId="16" w15:restartNumberingAfterBreak="0">
+  <w:abstractNum w:abstractNumId="17" w15:restartNumberingAfterBreak="0">
     <w:nsid w:val="56C74949"/>
     <w:multiLevelType w:val="hybridMultilevel"/>
     <w:tmpl w:val="68DC4BF8"/>
@@ -33400,7 +35156,7 @@
       </w:rPr>
     </w:lvl>
   </w:abstractNum>
-  <w:abstractNum w:abstractNumId="17" w15:restartNumberingAfterBreak="0">
+  <w:abstractNum w:abstractNumId="18" w15:restartNumberingAfterBreak="0">
     <w:nsid w:val="5A413636"/>
     <w:multiLevelType w:val="hybridMultilevel"/>
     <w:tmpl w:val="25D239EA"/>
@@ -33513,7 +35269,7 @@
       </w:rPr>
     </w:lvl>
   </w:abstractNum>
-  <w:abstractNum w:abstractNumId="18" w15:restartNumberingAfterBreak="0">
+  <w:abstractNum w:abstractNumId="19" w15:restartNumberingAfterBreak="0">
     <w:nsid w:val="5A790AD2"/>
     <w:multiLevelType w:val="multilevel"/>
     <w:tmpl w:val="A80C7F1E"/>
@@ -33662,7 +35418,7 @@
       </w:rPr>
     </w:lvl>
   </w:abstractNum>
-  <w:abstractNum w:abstractNumId="19" w15:restartNumberingAfterBreak="0">
+  <w:abstractNum w:abstractNumId="20" w15:restartNumberingAfterBreak="0">
     <w:nsid w:val="5F6C6C8F"/>
     <w:multiLevelType w:val="multilevel"/>
     <w:tmpl w:val="F16EC2D2"/>
@@ -33811,7 +35567,7 @@
       </w:rPr>
     </w:lvl>
   </w:abstractNum>
-  <w:abstractNum w:abstractNumId="20" w15:restartNumberingAfterBreak="0">
+  <w:abstractNum w:abstractNumId="21" w15:restartNumberingAfterBreak="0">
     <w:nsid w:val="60B53C4B"/>
     <w:multiLevelType w:val="multilevel"/>
     <w:tmpl w:val="7E8C48C2"/>
@@ -33960,7 +35716,7 @@
       </w:rPr>
     </w:lvl>
   </w:abstractNum>
-  <w:abstractNum w:abstractNumId="21" w15:restartNumberingAfterBreak="0">
+  <w:abstractNum w:abstractNumId="22" w15:restartNumberingAfterBreak="0">
     <w:nsid w:val="62797EE5"/>
     <w:multiLevelType w:val="multilevel"/>
     <w:tmpl w:val="C0EC9882"/>
@@ -34073,7 +35829,7 @@
       </w:pPr>
     </w:lvl>
   </w:abstractNum>
-  <w:abstractNum w:abstractNumId="22" w15:restartNumberingAfterBreak="0">
+  <w:abstractNum w:abstractNumId="23" w15:restartNumberingAfterBreak="0">
     <w:nsid w:val="6A1A40F0"/>
     <w:multiLevelType w:val="multilevel"/>
     <w:tmpl w:val="EDD0E834"/>
@@ -34222,7 +35978,7 @@
       </w:rPr>
     </w:lvl>
   </w:abstractNum>
-  <w:abstractNum w:abstractNumId="23" w15:restartNumberingAfterBreak="0">
+  <w:abstractNum w:abstractNumId="24" w15:restartNumberingAfterBreak="0">
     <w:nsid w:val="6F672232"/>
     <w:multiLevelType w:val="multilevel"/>
     <w:tmpl w:val="0F7A404C"/>
@@ -34372,76 +36128,79 @@
     </w:lvl>
   </w:abstractNum>
   <w:num w:numId="1" w16cid:durableId="593130060">
+    <w:abstractNumId w:val="9"/>
+  </w:num>
+  <w:num w:numId="2" w16cid:durableId="812983295">
+    <w:abstractNumId w:val="5"/>
+  </w:num>
+  <w:num w:numId="3" w16cid:durableId="430206824">
+    <w:abstractNumId w:val="2"/>
+  </w:num>
+  <w:num w:numId="4" w16cid:durableId="1484662875">
+    <w:abstractNumId w:val="23"/>
+  </w:num>
+  <w:num w:numId="5" w16cid:durableId="592980200">
+    <w:abstractNumId w:val="22"/>
+  </w:num>
+  <w:num w:numId="6" w16cid:durableId="1927151779">
+    <w:abstractNumId w:val="10"/>
+  </w:num>
+  <w:num w:numId="7" w16cid:durableId="1816339251">
+    <w:abstractNumId w:val="6"/>
+  </w:num>
+  <w:num w:numId="8" w16cid:durableId="486167720">
+    <w:abstractNumId w:val="1"/>
+  </w:num>
+  <w:num w:numId="9" w16cid:durableId="2018578513">
+    <w:abstractNumId w:val="12"/>
+  </w:num>
+  <w:num w:numId="10" w16cid:durableId="1805073286">
+    <w:abstractNumId w:val="17"/>
+  </w:num>
+  <w:num w:numId="11" w16cid:durableId="154341558">
+    <w:abstractNumId w:val="18"/>
+  </w:num>
+  <w:num w:numId="12" w16cid:durableId="1892498260">
+    <w:abstractNumId w:val="13"/>
+  </w:num>
+  <w:num w:numId="13" w16cid:durableId="1747340331">
+    <w:abstractNumId w:val="4"/>
+  </w:num>
+  <w:num w:numId="14" w16cid:durableId="1458571109">
+    <w:abstractNumId w:val="21"/>
+  </w:num>
+  <w:num w:numId="15" w16cid:durableId="1350334780">
+    <w:abstractNumId w:val="20"/>
+  </w:num>
+  <w:num w:numId="16" w16cid:durableId="176314133">
+    <w:abstractNumId w:val="19"/>
+  </w:num>
+  <w:num w:numId="17" w16cid:durableId="1972511872">
+    <w:abstractNumId w:val="15"/>
+  </w:num>
+  <w:num w:numId="18" w16cid:durableId="1769960823">
     <w:abstractNumId w:val="8"/>
   </w:num>
-  <w:num w:numId="2" w16cid:durableId="812983295">
-    <w:abstractNumId w:val="4"/>
+  <w:num w:numId="19" w16cid:durableId="54201964">
+    <w:abstractNumId w:val="3"/>
   </w:num>
-  <w:num w:numId="3" w16cid:durableId="430206824">
-    <w:abstractNumId w:val="1"/>
+  <w:num w:numId="20" w16cid:durableId="888228195">
+    <w:abstractNumId w:val="16"/>
   </w:num>
-  <w:num w:numId="4" w16cid:durableId="1484662875">
-    <w:abstractNumId w:val="22"/>
-  </w:num>
-  <w:num w:numId="5" w16cid:durableId="592980200">
-    <w:abstractNumId w:val="21"/>
-  </w:num>
-  <w:num w:numId="6" w16cid:durableId="1927151779">
-    <w:abstractNumId w:val="9"/>
-  </w:num>
-  <w:num w:numId="7" w16cid:durableId="1816339251">
-    <w:abstractNumId w:val="5"/>
-  </w:num>
-  <w:num w:numId="8" w16cid:durableId="486167720">
-    <w:abstractNumId w:val="0"/>
-  </w:num>
-  <w:num w:numId="9" w16cid:durableId="2018578513">
+  <w:num w:numId="21" w16cid:durableId="181869433">
     <w:abstractNumId w:val="11"/>
   </w:num>
-  <w:num w:numId="10" w16cid:durableId="1805073286">
-    <w:abstractNumId w:val="16"/>
-  </w:num>
-  <w:num w:numId="11" w16cid:durableId="154341558">
-    <w:abstractNumId w:val="17"/>
-  </w:num>
-  <w:num w:numId="12" w16cid:durableId="1892498260">
-    <w:abstractNumId w:val="12"/>
-  </w:num>
-  <w:num w:numId="13" w16cid:durableId="1747340331">
-    <w:abstractNumId w:val="3"/>
-  </w:num>
-  <w:num w:numId="14" w16cid:durableId="1458571109">
-    <w:abstractNumId w:val="20"/>
-  </w:num>
-  <w:num w:numId="15" w16cid:durableId="1350334780">
-    <w:abstractNumId w:val="19"/>
-  </w:num>
-  <w:num w:numId="16" w16cid:durableId="176314133">
-    <w:abstractNumId w:val="18"/>
-  </w:num>
-  <w:num w:numId="17" w16cid:durableId="1972511872">
+  <w:num w:numId="22" w16cid:durableId="223175897">
     <w:abstractNumId w:val="14"/>
   </w:num>
-  <w:num w:numId="18" w16cid:durableId="1769960823">
+  <w:num w:numId="23" w16cid:durableId="718745593">
     <w:abstractNumId w:val="7"/>
   </w:num>
-  <w:num w:numId="19" w16cid:durableId="54201964">
-    <w:abstractNumId w:val="2"/>
+  <w:num w:numId="24" w16cid:durableId="2121684184">
+    <w:abstractNumId w:val="24"/>
   </w:num>
-  <w:num w:numId="20" w16cid:durableId="888228195">
-    <w:abstractNumId w:val="15"/>
-  </w:num>
-  <w:num w:numId="21" w16cid:durableId="181869433">
-    <w:abstractNumId w:val="10"/>
-  </w:num>
-  <w:num w:numId="22" w16cid:durableId="223175897">
-    <w:abstractNumId w:val="13"/>
-  </w:num>
-  <w:num w:numId="23" w16cid:durableId="718745593">
-    <w:abstractNumId w:val="6"/>
-  </w:num>
-  <w:num w:numId="24" w16cid:durableId="2121684184">
-    <w:abstractNumId w:val="23"/>
+  <w:num w:numId="25" w16cid:durableId="1714767390">
+    <w:abstractNumId w:val="0"/>
   </w:num>
 </w:numbering>
 </file>
@@ -34620,7 +36379,7 @@
     <w:lsdException w:name="Table Web 2" w:semiHidden="1" w:unhideWhenUsed="1"/>
     <w:lsdException w:name="Table Web 3" w:semiHidden="1" w:unhideWhenUsed="1"/>
     <w:lsdException w:name="Balloon Text" w:semiHidden="1" w:unhideWhenUsed="1"/>
-    <w:lsdException w:name="Table Grid" w:uiPriority="39"/>
+    <w:lsdException w:name="Table Grid" w:uiPriority="59"/>
     <w:lsdException w:name="Table Theme" w:semiHidden="1" w:unhideWhenUsed="1"/>
     <w:lsdException w:name="Placeholder Text" w:semiHidden="1"/>
     <w:lsdException w:name="No Spacing" w:uiPriority="1" w:qFormat="1"/>
@@ -35051,6 +36810,7 @@
   <w:style w:type="character" w:default="1" w:styleId="DefaultParagraphFont">
     <w:name w:val="Default Paragraph Font"/>
     <w:uiPriority w:val="1"/>
+    <w:semiHidden/>
     <w:unhideWhenUsed/>
   </w:style>
   <w:style w:type="table" w:default="1" w:styleId="TableNormal">
@@ -35564,7 +37324,7 @@
   <w:style w:type="table" w:styleId="TableGrid">
     <w:name w:val="Table Grid"/>
     <w:basedOn w:val="TableNormal"/>
-    <w:uiPriority w:val="39"/>
+    <w:uiPriority w:val="59"/>
     <w:rsid w:val="002F5518"/>
     <w:pPr>
       <w:spacing w:after="0" w:line="240" w:lineRule="auto"/>
@@ -35590,6 +37350,27 @@
     <w:rPr>
       <w:color w:val="605E5C"/>
       <w:shd w:val="clear" w:color="auto" w:fill="E1DFDD"/>
+    </w:rPr>
+  </w:style>
+  <w:style w:type="paragraph" w:styleId="ListBullet">
+    <w:name w:val="List Bullet"/>
+    <w:basedOn w:val="Normal"/>
+    <w:uiPriority w:val="99"/>
+    <w:unhideWhenUsed/>
+    <w:rsid w:val="00D35A36"/>
+    <w:pPr>
+      <w:numPr>
+        <w:numId w:val="25"/>
+      </w:numPr>
+      <w:spacing w:after="200" w:line="276" w:lineRule="auto"/>
+      <w:contextualSpacing/>
+    </w:pPr>
+    <w:rPr>
+      <w:rFonts w:ascii="Arial" w:eastAsiaTheme="minorEastAsia" w:hAnsi="Arial"/>
+      <w:kern w:val="0"/>
+      <w:sz w:val="22"/>
+      <w:szCs w:val="22"/>
+      <w14:ligatures w14:val="none"/>
     </w:rPr>
   </w:style>
 </w:styles>
@@ -35891,19 +37672,6 @@
 </file>
 
 <file path=customXml/item1.xml><?xml version="1.0" encoding="utf-8"?>
-<?mso-contentType ?>
-<FormTemplates xmlns="http://schemas.microsoft.com/sharepoint/v3/contenttype/forms">
-  <Display>DocumentLibraryForm</Display>
-  <Edit>DocumentLibraryForm</Edit>
-  <New>DocumentLibraryForm</New>
-</FormTemplates>
-</file>
-
-<file path=customXml/item2.xml><?xml version="1.0" encoding="utf-8"?>
-<b:Sources xmlns:b="http://schemas.openxmlformats.org/officeDocument/2006/bibliography" xmlns="http://schemas.openxmlformats.org/officeDocument/2006/bibliography" SelectedStyle="/APASixthEditionOfficeOnline.xsl" StyleName="APA" Version="6"/>
-</file>
-
-<file path=customXml/item3.xml><?xml version="1.0" encoding="utf-8"?>
 <ct:contentTypeSchema xmlns:ct="http://schemas.microsoft.com/office/2006/metadata/contentType" xmlns:ma="http://schemas.microsoft.com/office/2006/metadata/properties/metaAttributes" ct:_="" ma:_="" ma:contentTypeName="Document" ma:contentTypeID="0x010100F8805A0B78BAA94FA3C3FACA5D469C49" ma:contentTypeVersion="4" ma:contentTypeDescription="Create a new document." ma:contentTypeScope="" ma:versionID="3637dbe7ac3d648bef4212b4b68f2e21">
   <xsd:schema xmlns:xsd="http://www.w3.org/2001/XMLSchema" xmlns:xs="http://www.w3.org/2001/XMLSchema" xmlns:p="http://schemas.microsoft.com/office/2006/metadata/properties" xmlns:ns3="d9a5bcb4-e7fc-49c5-881c-435410bfd2b7" targetNamespace="http://schemas.microsoft.com/office/2006/metadata/properties" ma:root="true" ma:fieldsID="335981b1800af77aa9320e37763ca199" ns3:_="">
     <xsd:import namespace="d9a5bcb4-e7fc-49c5-881c-435410bfd2b7"/>
@@ -36047,6 +37815,19 @@
 </ct:contentTypeSchema>
 </file>
 
+<file path=customXml/item2.xml><?xml version="1.0" encoding="utf-8"?>
+<b:Sources xmlns:b="http://schemas.openxmlformats.org/officeDocument/2006/bibliography" xmlns="http://schemas.openxmlformats.org/officeDocument/2006/bibliography" SelectedStyle="/APASixthEditionOfficeOnline.xsl" StyleName="APA" Version="6"/>
+</file>
+
+<file path=customXml/item3.xml><?xml version="1.0" encoding="utf-8"?>
+<?mso-contentType ?>
+<FormTemplates xmlns="http://schemas.microsoft.com/sharepoint/v3/contenttype/forms">
+  <Display>DocumentLibraryForm</Display>
+  <Edit>DocumentLibraryForm</Edit>
+  <New>DocumentLibraryForm</New>
+</FormTemplates>
+</file>
+
 <file path=customXml/item4.xml><?xml version="1.0" encoding="utf-8"?>
 <p:properties xmlns:p="http://schemas.microsoft.com/office/2006/metadata/properties" xmlns:xsi="http://www.w3.org/2001/XMLSchema-instance" xmlns:pc="http://schemas.microsoft.com/office/infopath/2007/PartnerControls">
   <documentManagement/>
@@ -36054,22 +37835,6 @@
 </file>
 
 <file path=customXml/itemProps1.xml><?xml version="1.0" encoding="utf-8"?>
-<ds:datastoreItem xmlns:ds="http://schemas.openxmlformats.org/officeDocument/2006/customXml" ds:itemID="{B7428A32-55CD-4FB1-8E1B-1E80E6D8D2EB}">
-  <ds:schemaRefs>
-    <ds:schemaRef ds:uri="http://schemas.microsoft.com/sharepoint/v3/contenttype/forms"/>
-  </ds:schemaRefs>
-</ds:datastoreItem>
-</file>
-
-<file path=customXml/itemProps2.xml><?xml version="1.0" encoding="utf-8"?>
-<ds:datastoreItem xmlns:ds="http://schemas.openxmlformats.org/officeDocument/2006/customXml" ds:itemID="{222CD394-4F61-3446-9E67-E05044D2AEFE}">
-  <ds:schemaRefs>
-    <ds:schemaRef ds:uri="http://schemas.openxmlformats.org/officeDocument/2006/bibliography"/>
-  </ds:schemaRefs>
-</ds:datastoreItem>
-</file>
-
-<file path=customXml/itemProps3.xml><?xml version="1.0" encoding="utf-8"?>
 <ds:datastoreItem xmlns:ds="http://schemas.openxmlformats.org/officeDocument/2006/customXml" ds:itemID="{11805500-93D6-4A09-9C48-945838B726AB}">
   <ds:schemaRefs>
     <ds:schemaRef ds:uri="http://schemas.microsoft.com/office/2006/metadata/contentType"/>
@@ -36087,6 +37852,22 @@
 </ds:datastoreItem>
 </file>
 
+<file path=customXml/itemProps2.xml><?xml version="1.0" encoding="utf-8"?>
+<ds:datastoreItem xmlns:ds="http://schemas.openxmlformats.org/officeDocument/2006/customXml" ds:itemID="{222CD394-4F61-3446-9E67-E05044D2AEFE}">
+  <ds:schemaRefs>
+    <ds:schemaRef ds:uri="http://schemas.openxmlformats.org/officeDocument/2006/bibliography"/>
+  </ds:schemaRefs>
+</ds:datastoreItem>
+</file>
+
+<file path=customXml/itemProps3.xml><?xml version="1.0" encoding="utf-8"?>
+<ds:datastoreItem xmlns:ds="http://schemas.openxmlformats.org/officeDocument/2006/customXml" ds:itemID="{B7428A32-55CD-4FB1-8E1B-1E80E6D8D2EB}">
+  <ds:schemaRefs>
+    <ds:schemaRef ds:uri="http://schemas.microsoft.com/sharepoint/v3/contenttype/forms"/>
+  </ds:schemaRefs>
+</ds:datastoreItem>
+</file>
+
 <file path=customXml/itemProps4.xml><?xml version="1.0" encoding="utf-8"?>
 <ds:datastoreItem xmlns:ds="http://schemas.openxmlformats.org/officeDocument/2006/customXml" ds:itemID="{1A708A79-35C1-4C2B-B2F8-6327123AFA94}">
   <ds:schemaRefs>
